--- a/docs/submission/EmeHub - Diem noi bat.docx
+++ b/docs/submission/EmeHub - Diem noi bat.docx
@@ -17,7 +17,7 @@
     <w:p>
       <w:pPr/>
       <w:r>
-        <w:t xml:space="preserve">EMESOFT Agent Suite gồm ba ứng dụng dùng chung một identity provider và một kho cấu hình: </w:t>
+        <w:t xml:space="preserve">EMESOFT Agent Suite dùng chung một identity provider và một kho cấu hình: </w:t>
       </w:r>
       <w:r>
         <w:rPr>
@@ -35,16 +35,7 @@
         <w:t xml:space="preserve">Q-Agent</w:t>
       </w:r>
       <w:r>
-        <w:t xml:space="preserve"> chạy pipeline QA; </w:t>
-      </w:r>
-      <w:r>
-        <w:rPr>
-          <w:b/>
-        </w:rPr>
-        <w:t xml:space="preserve">D-Agent</w:t>
-      </w:r>
-      <w:r>
-        <w:t xml:space="preserve"> chạy việc của dev.</w:t>
+        <w:t xml:space="preserve"> chạy pipeline QA. Agent khác — D-Agent cho dev, B-Agent cho BA — plug vào qua cùng contract mà không phải sửa hub (§7).</w:t>
       </w:r>
     </w:p>
     <w:p>
@@ -1650,7 +1641,7 @@
         <w:t xml:space="preserve">hub.chuongnd.click</w:t>
       </w:r>
       <w:r>
-        <w:t xml:space="preserve">, </w:t>
+        <w:t xml:space="preserve"> và </w:t>
       </w:r>
       <w:r>
         <w:rPr>
@@ -1659,16 +1650,7 @@
         <w:t xml:space="preserve">hub.chuongnd.click/qagent/</w:t>
       </w:r>
       <w:r>
-        <w:t xml:space="preserve">, </w:t>
-      </w:r>
-      <w:r>
-        <w:rPr>
-          <w:rFonts w:ascii="Consolas" w:hAnsi="Consolas"/>
-        </w:rPr>
-        <w:t xml:space="preserve">hub.chuongnd.click/dagent</w:t>
-      </w:r>
-      <w:r>
-        <w:t xml:space="preserve">.</w:t>
+        <w:t xml:space="preserve">. Agent thêm vào chiếm một path segment mới, không phải một origin mới.</w:t>
       </w:r>
     </w:p>
     <w:p>
